--- a/202203010050_郗鸣 3/05计科22-2 202203010050 郗鸣 评语及成绩（同行评阅人专用）.docx
+++ b/202203010050_郗鸣 3/05计科22-2 202203010050 郗鸣 评语及成绩（同行评阅人专用）.docx
@@ -450,8 +450,6 @@
                 <w:sz w:val="24"/>
               </w:rPr>
             </w:pPr>
-            <w:bookmarkStart w:id="0" w:name="_GoBack"/>
-            <w:bookmarkEnd w:id="0"/>
           </w:p>
         </w:tc>
       </w:tr>
@@ -582,50 +580,8 @@
                 <w:lang w:eastAsia="zh-CN"/>
               </w:rPr>
             </w:pPr>
-            <w:r>
-              <w:rPr>
-                <w:rFonts w:hint="eastAsia" w:eastAsia="宋体"/>
-                <w:sz w:val="24"/>
-                <w:lang w:eastAsia="zh-CN"/>
-              </w:rPr>
-              <w:drawing>
-                <wp:inline distT="0" distB="0" distL="114300" distR="114300">
-                  <wp:extent cx="709930" cy="548640"/>
-                  <wp:effectExtent l="0" t="0" r="1270" b="10160"/>
-                  <wp:docPr id="1" name="图片 1" descr="周策"/>
-                  <wp:cNvGraphicFramePr>
-                    <a:graphicFrameLocks xmlns:a="http://schemas.openxmlformats.org/drawingml/2006/main" noChangeAspect="1"/>
-                  </wp:cNvGraphicFramePr>
-                  <a:graphic xmlns:a="http://schemas.openxmlformats.org/drawingml/2006/main">
-                    <a:graphicData uri="http://schemas.openxmlformats.org/drawingml/2006/picture">
-                      <pic:pic xmlns:pic="http://schemas.openxmlformats.org/drawingml/2006/picture">
-                        <pic:nvPicPr>
-                          <pic:cNvPr id="1" name="图片 1" descr="周策"/>
-                          <pic:cNvPicPr>
-                            <a:picLocks noChangeAspect="1"/>
-                          </pic:cNvPicPr>
-                        </pic:nvPicPr>
-                        <pic:blipFill>
-                          <a:blip r:embed="rId4"/>
-                          <a:stretch>
-                            <a:fillRect/>
-                          </a:stretch>
-                        </pic:blipFill>
-                        <pic:spPr>
-                          <a:xfrm>
-                            <a:off x="0" y="0"/>
-                            <a:ext cx="709930" cy="548640"/>
-                          </a:xfrm>
-                          <a:prstGeom prst="rect">
-                            <a:avLst/>
-                          </a:prstGeom>
-                        </pic:spPr>
-                      </pic:pic>
-                    </a:graphicData>
-                  </a:graphic>
-                </wp:inline>
-              </w:drawing>
-            </w:r>
+            <w:bookmarkStart w:id="0" w:name="_GoBack"/>
+            <w:bookmarkEnd w:id="0"/>
           </w:p>
         </w:tc>
         <w:tc>
